--- a/Faurecia_Korea_2026_GAI_Appendix_A_Component_Auditors_Confirmations_IN04_FOR_ISSUE.docx
+++ b/Faurecia_Korea_2026_GAI_Appendix_A_Component_Auditors_Confirmations_IN04_FOR_ISSUE.docx
@@ -3544,22 +3544,6 @@
         <w:rPr>
           <w:sz w:val="24"/>
         </w:rPr>
-        <w:t xml:space="preserve">Under ISA 600 (Revised) the Group engagement team determines and communicates a Component performance materiality and a threshold for clearly trivial misstatements, rather than a separate component materiality. The amounts applicable to your work are disclosed in section D.3 of the Group Audit Instructions (Component performance materiality: KRW 2,838,000,000; threshold for clearly trivial misstatements: KRW 269,000,000) and must be used in the work on the reporting package requested.</w:t>
-      </w:r>
-    </w:p>
-    <w:p>
-      <w:pPr>
-        <w:pStyle w:val="KNormal"/>
-        <w:shd w:val="clear" w:color="auto" w:fill="FFFFFF"/>
-        <w:spacing w:after="120"/>
-        <w:rPr>
-          <w:sz w:val="24"/>
-        </w:rPr>
-      </w:pPr>
-      <w:r>
-        <w:rPr>
-          <w:sz w:val="24"/>
-        </w:rPr>
         <w:t xml:space="preserve">For </w:t>
       </w:r>
       <w:r>
@@ -3732,7 +3716,13 @@
         <w:rPr>
           <w:sz w:val="24"/>
         </w:rPr>
-        <w:t xml:space="preserve">We have determined a Component performance materiality which is disclosed in section D.3 of the Group Audit Instructions</w:t>
+        <w:t xml:space="preserve">We have determined a Component performance materiality which is </w:t>
+      </w:r>
+      <w:r>
+        <w:rPr>
+          <w:sz w:val="24"/>
+        </w:rPr>
+        <w:t xml:space="preserve">disclosed in section D.3 of the Group Audit Instructions (KRW 2,838,000,000)</w:t>
       </w:r>
       <w:r>
         <w:rPr>
